--- a/DR/Дипломен-проект.docx
+++ b/DR/Дипломен-проект.docx
@@ -37,8 +37,6 @@
           <w:r>
             <w:t>Съдържание</w:t>
           </w:r>
-          <w:bookmarkStart w:id="0" w:name="_GoBack"/>
-          <w:bookmarkEnd w:id="0"/>
         </w:p>
         <w:p>
           <w:pPr>
@@ -3168,49 +3166,225 @@
       <w:pPr>
         <w:pStyle w:val="Heading1"/>
       </w:pPr>
-      <w:bookmarkStart w:id="1" w:name="_Toc226012546"/>
+      <w:bookmarkStart w:id="0" w:name="_Toc226012546"/>
       <w:r>
         <w:lastRenderedPageBreak/>
         <w:t>Увод</w:t>
       </w:r>
-      <w:bookmarkEnd w:id="1"/>
-    </w:p>
-    <w:p>
-      <w:bookmarkStart w:id="2" w:name="_Toc164562456"/>
-      <w:bookmarkStart w:id="3" w:name="_Toc164568069"/>
-      <w:bookmarkStart w:id="4" w:name="_Toc164627453"/>
+      <w:bookmarkEnd w:id="0"/>
+    </w:p>
+    <w:p>
+      <w:pPr>
+        <w:rPr>
+          <w:rFonts w:eastAsia="Times New Roman"/>
+          <w:lang w:eastAsia="bg-BG"/>
+        </w:rPr>
+      </w:pPr>
+      <w:bookmarkStart w:id="1" w:name="_Toc164562456"/>
+      <w:bookmarkStart w:id="2" w:name="_Toc164568069"/>
+      <w:bookmarkStart w:id="3" w:name="_Toc164627453"/>
+      <w:bookmarkStart w:id="4" w:name="_Toc226012547"/>
+      <w:r>
+        <w:rPr>
+          <w:rFonts w:eastAsia="Times New Roman"/>
+          <w:lang w:eastAsia="bg-BG"/>
+        </w:rPr>
+        <w:t>Съвременните компютърни системи — както персонални компютри, така и сървъри — непрекъснато изпълняват множество процеси и услуги, които генерират различно по характер и интензивност натоварване. В реална работна среда ресурсите не са статични: те варират във времето в зависимост от потребителските действия, фоновите задачи, актуализациите, планираните процеси и различни системни събития. Поради тази динамичност администрацията и поддръжката на системи все повече изискват надежден механизъм за наблюдение на производителността. Само при наличието на актуални данни може да се установят проблеми като прекомерно натоварване на процесора, недостиг на оперативна памет, прекъсване на дисковата подсистема или появата на „тежки“ процеси, които деградират работата на останалите приложения.</w:t>
+      </w:r>
+    </w:p>
+    <w:p>
+      <w:pPr>
+        <w:rPr>
+          <w:rFonts w:eastAsia="Times New Roman"/>
+          <w:lang w:eastAsia="bg-BG"/>
+        </w:rPr>
+      </w:pPr>
+      <w:r>
+        <w:rPr>
+          <w:rFonts w:eastAsia="Times New Roman"/>
+          <w:lang w:eastAsia="bg-BG"/>
+        </w:rPr>
+        <w:t>Наблюдението на системното натоварване има пряка практическа стойност. То подпомага диагностиката при забавяния и неочаквани прекъсвания, позволява проследяване на тенденции (например постепенно увеличаване на RAM потреблението), и дава възможност за оптимизация чрез идентифициране на причините за нестабилност. В този смисъл показателите за процесора (CPU), оперативната памет (RAM) и дисковите входно-изходни операции (Disk I/O) са особено важни, тъй като отразяват централни аспекти на работата на системата. CPU показва колко ефективно се разпределя изчислителното натоварване, RAM отразява наличността на работна памет и възможността системата да поддържа изпълнението на процесите без излишно прехвърляне към диска, а Disk I/O дава информация за скоростта и интензивността на достъпа до файловата система и блокови устройства.</w:t>
+      </w:r>
+    </w:p>
+    <w:p>
+      <w:pPr>
+        <w:rPr>
+          <w:rFonts w:eastAsia="Times New Roman"/>
+          <w:lang w:eastAsia="bg-BG"/>
+        </w:rPr>
+      </w:pPr>
+      <w:r>
+        <w:rPr>
+          <w:rFonts w:eastAsia="Times New Roman"/>
+          <w:lang w:eastAsia="bg-BG"/>
+        </w:rPr>
+        <w:t xml:space="preserve">В основата на тези показатели стои ролята на операционната система. Както е разгледано в теоретичната част, операционната система функционира като посредник между хардуера и приложенията, като управлява ресурсите и осигурява стабилна и ефективна работа на софтуера. Сред основните ѝ функции са управлението на процесорното време и оперативната памет, организацията на файловата система и координацията на периферните устройства чрез драйвери. Освен това ОС предоставя интерфейс за взаимодействие с потребителите и програмите — графичен или текстов — който улеснява управлението и диагностиката. В контекста на системния </w:t>
+      </w:r>
+      <w:r>
+        <w:rPr>
+          <w:rFonts w:eastAsia="Times New Roman"/>
+          <w:lang w:eastAsia="bg-BG"/>
+        </w:rPr>
+        <w:lastRenderedPageBreak/>
+        <w:t>мониторинг именно механизмите за управление и отчетност позволяват да бъдат извличени реални данни за състоянието на процесите и ресурсите.</w:t>
+      </w:r>
+    </w:p>
+    <w:p>
+      <w:pPr>
+        <w:rPr>
+          <w:rFonts w:eastAsia="Times New Roman"/>
+          <w:lang w:eastAsia="bg-BG"/>
+        </w:rPr>
+      </w:pPr>
+      <w:r>
+        <w:rPr>
+          <w:rFonts w:eastAsia="Times New Roman"/>
+          <w:lang w:eastAsia="bg-BG"/>
+        </w:rPr>
+        <w:t>Тъй като наблюдението е непрекъснат процес, съществуващите инструменти традиционно предлагат визуализация на натоварването на локалната машина — например чрез системни монитори тип Task Manager в различни операционни среди или административни утилити в Linux. Въпреки това нарастващата нужда от удобство, централизирано управление и достъп от множество устройства насочва решенията към уеб базирани интерфейси. Уеб-базираните приложения позволяват мониторингът да бъде достъпен през браузър, без да се изисква инсталация на специален клиентски софтуер. Това е особено полезно в среди с множество машини, в които администраторът или екипът поддържа различни системи едновременно.</w:t>
+      </w:r>
+    </w:p>
+    <w:p>
+      <w:pPr>
+        <w:rPr>
+          <w:rFonts w:eastAsia="Times New Roman"/>
+          <w:lang w:eastAsia="bg-BG"/>
+        </w:rPr>
+      </w:pPr>
+      <w:r>
+        <w:rPr>
+          <w:rFonts w:eastAsia="Times New Roman"/>
+          <w:lang w:eastAsia="bg-BG"/>
+        </w:rPr>
+        <w:t>Настоящият дипломен проект е насочен към разработване на уеб базиран Task Manager (системен монитор), реализиран с Django. Целта е да се създаде приложение, което в реално време визуализира ключови показатели за натоварването на системата: CPU, RAM и Disk I/O, както и списък с най-натоварващите процеси. Подобен тип функционалност позволява на потребителя бързо да разбере какво именно причинява натоварването — дали е свързано с процесорно време, прекомерно използване на памет, или интензивен дисков обмен. По този начин мониторът подпомага както обикновеното наблюдение, така и ранното откриване на проблеми, преди те да се превърнат в сериозни затруднения.</w:t>
+      </w:r>
+    </w:p>
+    <w:p>
+      <w:pPr>
+        <w:rPr>
+          <w:rFonts w:eastAsia="Times New Roman"/>
+          <w:lang w:eastAsia="bg-BG"/>
+        </w:rPr>
+      </w:pPr>
+      <w:r>
+        <w:rPr>
+          <w:rFonts w:eastAsia="Times New Roman"/>
+          <w:lang w:eastAsia="bg-BG"/>
+        </w:rPr>
+        <w:t>Реализацията на проекта включва няколко ключови компонента. На бекенд ниво се извлича системна информация чрез подходяща библиотека или механизъм за достъп до метрики. След това данните се обработват и предоставят посредством REST API ендпойнти, които позволяват на фронтенда да получава актуална информация. От страна на интерфейса се разработва интерактивен и визуално ориентиран екран, който представя натоварването чрез графики и индикатори. За да бъде мониторът „в реално време“, се използва подход за динамично опресняване на данните, така че потребителят да наблюдава промените в текущото състояние на системата без прекъсване на работата. За допълнителна надеждност е предвидено и ограничаване на достъпа до приложението чрез механизми за потребителска аутентикация, тъй като системните метрики и списъците с процеси могат да бъдат чувствителни.</w:t>
+      </w:r>
+    </w:p>
+    <w:p>
+      <w:pPr>
+        <w:rPr>
+          <w:rFonts w:eastAsia="Times New Roman"/>
+          <w:lang w:eastAsia="bg-BG"/>
+        </w:rPr>
+      </w:pPr>
+      <w:r>
+        <w:rPr>
+          <w:rFonts w:eastAsia="Times New Roman"/>
+          <w:lang w:eastAsia="bg-BG"/>
+        </w:rPr>
+        <w:lastRenderedPageBreak/>
+        <w:t>В заключение, проектът демонстрира как концепциите за управление на ресурси от операционната система могат да бъдат превърнати в практично уеб решение. Чрез комбинация от познания за системни процеси и съвременни уеб технологии с Django се създава инструмент, който предоставя полезна информация, улеснява анализа на натоварването и подпомага оптимизацията на работата на компютърни и сървърни среди.</w:t>
+      </w:r>
     </w:p>
     <w:p>
       <w:pPr>
         <w:pStyle w:val="Heading1"/>
       </w:pPr>
-      <w:bookmarkStart w:id="5" w:name="_Toc226012547"/>
       <w:r>
         <w:t>Теоретична част</w:t>
       </w:r>
+      <w:bookmarkEnd w:id="4"/>
+    </w:p>
+    <w:p/>
+    <w:p>
+      <w:pPr>
+        <w:pStyle w:val="Heading2"/>
+        <w:rPr>
+          <w:rFonts w:ascii="Times New Roman" w:hAnsi="Times New Roman" w:cs="Times New Roman"/>
+        </w:rPr>
+      </w:pPr>
+      <w:bookmarkStart w:id="5" w:name="_Toc226012548"/>
+      <w:r>
+        <w:rPr>
+          <w:rFonts w:ascii="Times New Roman" w:hAnsi="Times New Roman" w:cs="Times New Roman"/>
+        </w:rPr>
+        <w:t>Операционни системи - общи характеристики</w:t>
+      </w:r>
       <w:bookmarkEnd w:id="5"/>
     </w:p>
     <w:p/>
     <w:p>
-      <w:pPr>
-        <w:pStyle w:val="Heading2"/>
+      <w:r>
+        <w:t>Операционната система (ОС) е основната част от системния софтуер, която служи като посредник между хардуера и потребителя.</w:t>
+      </w:r>
+    </w:p>
+    <w:p>
+      <w:pPr>
+        <w:pStyle w:val="Heading3"/>
         <w:rPr>
           <w:rFonts w:ascii="Times New Roman" w:hAnsi="Times New Roman" w:cs="Times New Roman"/>
         </w:rPr>
       </w:pPr>
-      <w:bookmarkStart w:id="6" w:name="_Toc226012548"/>
+      <w:bookmarkStart w:id="6" w:name="_Toc226012549"/>
       <w:r>
         <w:rPr>
           <w:rFonts w:ascii="Times New Roman" w:hAnsi="Times New Roman" w:cs="Times New Roman"/>
         </w:rPr>
-        <w:t>Операционни системи - общи характеристики</w:t>
+        <w:t>Основни функции</w:t>
       </w:r>
       <w:bookmarkEnd w:id="6"/>
     </w:p>
-    <w:p/>
-    <w:p>
-      <w:r>
-        <w:t>Операционната система (ОС) е основната част от системния софтуер, която служи като посредник между хардуера и потребителя.</w:t>
+    <w:p>
+      <w:r>
+        <w:t>Тук</w:t>
+      </w:r>
+      <w:r>
+        <w:t xml:space="preserve"> </w:t>
+      </w:r>
+      <w:r>
+        <w:t>се разглеждат ключовите задачи, които операционната система изпълнява, за да осигури нормалната работа на компютърната система. Една от най-важните функции на операционната система е управлението на ресурсите. Тя разпределя процесорното време и оперативната памет (RAM) между различните работещи приложения и процеси, като следи те да получават необходимите ресурси според приоритетите си. По този начин се осигурява едновременното изпълнение на няколко програми, стабилна работа на системата и ефективно използване на хардуера.</w:t>
+      </w:r>
+      <w:r>
+        <w:t xml:space="preserve">   </w:t>
+      </w:r>
+    </w:p>
+    <w:p>
+      <w:r>
+        <w:t>Друга основна функция е управлението на файловете. Операционната система организира съхранението на данните върху запомнящите устройства чрез файлова система, която определя как се създават, съхраняват, намират и изтриват файловете и папките. Тя контролира достъпа до информацията, като осигурява защита на данните и възможност за споделяне между различни потребители и програми.</w:t>
+      </w:r>
+    </w:p>
+    <w:p>
+      <w:r>
+        <w:t xml:space="preserve">Операционната система също така предоставя потребителски интерфейс, чрез който потребителят осъществява комуникация с компютъра. Този интерфейс може да </w:t>
+      </w:r>
+      <w:r>
+        <w:t xml:space="preserve"> </w:t>
+      </w:r>
+      <w:r>
+        <w:t xml:space="preserve"> </w:t>
+      </w:r>
+      <w:r>
+        <w:t xml:space="preserve">  </w:t>
+      </w:r>
+      <w:r>
+        <w:t xml:space="preserve">бъде графичен (GUI), базиран на прозорци, икони и менюта, или команден (CLI), при </w:t>
+      </w:r>
+      <w:r>
+        <w:lastRenderedPageBreak/>
+        <w:t>който потребителят въвежда текстови команди. Чрез интерфейса операционната система позволява лесно стартиране на програми, управление на файлове и настройване на системата.</w:t>
+      </w:r>
+    </w:p>
+    <w:p>
+      <w:r>
+        <w:t>Не на последно място, операционната система отговаря за управлението на устройствата. Тя координира работата на периферните устройства като клавиатура, мишка, принтер, скенер и други, като използва специализирани програми, наречени драйвери. Драйверите осигуряват връзката между хардуера и софтуера, така че различните устройства да могат да работят коректно и безпроблемно с операционната система. Чрез тази функция се постига надеждна и ефективна комуникация между всички комп</w:t>
+      </w:r>
+      <w:r>
+        <w:t>оненти на компютърната система.</w:t>
       </w:r>
     </w:p>
     <w:p>
@@ -3220,90 +3394,53 @@
           <w:rFonts w:ascii="Times New Roman" w:hAnsi="Times New Roman" w:cs="Times New Roman"/>
         </w:rPr>
       </w:pPr>
-      <w:bookmarkStart w:id="7" w:name="_Toc226012549"/>
+      <w:bookmarkStart w:id="7" w:name="_Toc226012550"/>
       <w:r>
         <w:rPr>
           <w:rFonts w:ascii="Times New Roman" w:hAnsi="Times New Roman" w:cs="Times New Roman"/>
         </w:rPr>
-        <w:t>Основни функции</w:t>
+        <w:t>Ключови компоненти</w:t>
       </w:r>
       <w:bookmarkEnd w:id="7"/>
     </w:p>
     <w:p>
-      <w:r>
-        <w:t xml:space="preserve">Тука </w:t>
-      </w:r>
-      <w:r>
-        <w:t>се разглеждат ключовите задачи, които операционната система изпълнява, за да осигури нормалната работа на компютърната система. Една от най-важните функции на операционната система е управлението на ресурсите. Тя разпределя процесорното време и оперативната памет (RAM) между различните работещи приложения и процеси, като следи те да получават необходимите ресурси според приоритетите си. По този начин се осигурява едновременното изпълнение на няколко програми, стабилна работа на системата и ефективно използване на хардуера.</w:t>
-      </w:r>
-    </w:p>
-    <w:p>
-      <w:r>
-        <w:t>Друга основна функция е управлението на файловете. Операционната система организира съхранението на данните върху запомнящите устройства чрез файлова система, която определя как се създават, съхраняват, намират и изтриват файловете и папките. Тя контролира достъпа до информацията, като осигурява защита на данните и възможност за споделяне между различни потребители и програми.</w:t>
-      </w:r>
-    </w:p>
-    <w:p>
-      <w:r>
-        <w:t xml:space="preserve">Операционната система също така предоставя потребителски интерфейс, чрез който потребителят осъществява комуникация с компютъра. Този интерфейс може да бъде графичен (GUI), базиран на прозорци, икони и менюта, или команден (CLI), при който потребителят въвежда текстови команди. Чрез интерфейса операционната </w:t>
-      </w:r>
-      <w:r>
-        <w:lastRenderedPageBreak/>
-        <w:t>система позволява лесно стартиране на програми, управление на файлове и настройване на системата.</w:t>
-      </w:r>
-    </w:p>
-    <w:p>
-      <w:r>
-        <w:t>Не на последно място, операционната система отговаря за управлението на устройствата. Тя координира работата на периферните устройства като клавиатура, мишка, принтер, скенер и други, като използва специализирани програми, наречени драйвери. Драйверите осигуряват връзката между хардуера и софтуера, така че различните устройства да могат да работят коректно и безпроблемно с операционната система. Чрез тази функция се постига надеждна и ефективна комуникация между всички комп</w:t>
-      </w:r>
-      <w:r>
-        <w:t>оненти на компютърната система.</w:t>
-      </w:r>
-    </w:p>
-    <w:p>
-      <w:pPr>
-        <w:pStyle w:val="Heading3"/>
-        <w:rPr>
-          <w:rFonts w:ascii="Times New Roman" w:hAnsi="Times New Roman" w:cs="Times New Roman"/>
-        </w:rPr>
-      </w:pPr>
-      <w:bookmarkStart w:id="8" w:name="_Toc226012550"/>
-      <w:r>
-        <w:rPr>
-          <w:rFonts w:ascii="Times New Roman" w:hAnsi="Times New Roman" w:cs="Times New Roman"/>
-        </w:rPr>
-        <w:t>Ключови компоненти</w:t>
-      </w:r>
+      <w:pPr>
+        <w:rPr>
+          <w:rFonts w:eastAsia="Times New Roman"/>
+          <w:lang w:eastAsia="bg-BG"/>
+        </w:rPr>
+      </w:pPr>
+      <w:r>
+        <w:rPr>
+          <w:rFonts w:eastAsia="Times New Roman"/>
+          <w:lang w:eastAsia="bg-BG"/>
+        </w:rPr>
+        <w:t>Ядрото (Kernel) е сърцето на операционната система и директно управлява хардуера и изпълнението на процесите, докато командният интерпретатор превежда командите на потребителя на език, разбираем за системата, а системните библиотеки и услуги осигуряват готова функционалност за приложните програми.</w:t>
+      </w:r>
+    </w:p>
+    <w:p>
+      <w:pPr>
+        <w:rPr>
+          <w:rFonts w:eastAsia="Times New Roman"/>
+          <w:lang w:eastAsia="bg-BG"/>
+        </w:rPr>
+      </w:pPr>
+      <w:r>
+        <w:rPr>
+          <w:rFonts w:eastAsia="Times New Roman"/>
+          <w:lang w:eastAsia="bg-BG"/>
+        </w:rPr>
+        <w:t>Операционните системи се класифицират според броя потребители на еднопотребителски (напр. по-старите версии на Windows) и многопотребителски (Unix, Linux), според многозадачността на еднозадачни (MS-DOS) и многозадачни (Windows, macOS, Linux), които могат да изпълняват няколко програми едновременно, както и според устройството – за персонални компютри, мобилни устройства (Android, iOS) и сървърни системи.</w:t>
+      </w:r>
+      <w:r>
+        <w:rPr>
+          <w:rFonts w:eastAsia="Times New Roman"/>
+          <w:lang w:eastAsia="bg-BG"/>
+        </w:rPr>
+        <w:t xml:space="preserve"> </w:t>
+      </w:r>
+      <w:bookmarkStart w:id="8" w:name="_GoBack"/>
       <w:bookmarkEnd w:id="8"/>
-    </w:p>
-    <w:p>
-      <w:pPr>
-        <w:rPr>
-          <w:rFonts w:eastAsia="Times New Roman"/>
-          <w:lang w:eastAsia="bg-BG"/>
-        </w:rPr>
-      </w:pPr>
-      <w:r>
-        <w:rPr>
-          <w:rFonts w:eastAsia="Times New Roman"/>
-          <w:lang w:eastAsia="bg-BG"/>
-        </w:rPr>
-        <w:t>Ядрото (Kernel) е сърцето на операционната система и директно управлява хардуера и изпълнението на процесите, докато командният интерпретатор превежда командите на потребителя на език, разбираем за системата, а системните библиотеки и услуги осигуряват готова функционалност за приложните програми.</w:t>
-      </w:r>
-    </w:p>
-    <w:p>
-      <w:pPr>
-        <w:rPr>
-          <w:rFonts w:eastAsia="Times New Roman"/>
-          <w:lang w:eastAsia="bg-BG"/>
-        </w:rPr>
-      </w:pPr>
-      <w:r>
-        <w:rPr>
-          <w:rFonts w:eastAsia="Times New Roman"/>
-          <w:lang w:eastAsia="bg-BG"/>
-        </w:rPr>
-        <w:t>Операционните системи се класифицират според броя потребители на еднопотребителски (напр. по-старите версии на Windows) и многопотребителски (Unix, Linux), според многозадачността на еднозадачни (MS-DOS) и многозадачни (Windows, macOS, Linux), които могат да изпълняват няколко програми едновременно, както и според устройството – за персонални компютри, мобилни устройства (Android, iOS) и сървърни системи.</w:t>
-      </w:r>
     </w:p>
     <w:p/>
     <w:p>
@@ -3358,7 +3495,7 @@
           <w:rFonts w:eastAsia="Times New Roman"/>
           <w:lang w:eastAsia="bg-BG"/>
         </w:rPr>
-        <w:t xml:space="preserve">През своя жизнен цикъл всеки процес преминава през различни състояния: нов (New), когато се създава и се инициализира неговият контролен блок (PCB); готов (Ready), когато е зареден в паметта и има всички ресурси, но чака процесорът да се освободи; изпълнение (Running), когато инструкциите му се изпълняват; </w:t>
+        <w:t xml:space="preserve">През своя жизнен цикъл всеки процес преминава през различни състояния: нов (New), когато се създава и се инициализира неговият контролен блок (PCB); готов (Ready), когато е зареден в паметта и има всички ресурси, но чака процесорът да се </w:t>
       </w:r>
       <w:r>
         <w:rPr>
@@ -3366,7 +3503,7 @@
           <w:lang w:eastAsia="bg-BG"/>
         </w:rPr>
         <w:lastRenderedPageBreak/>
-        <w:t>чакащ/блокиран (Waiting/Blocked), когато очаква събитие като входно-изходна операция; и завършил (Terminated/Exit), когато приключи работа и ОС освобождава ресурсите му.</w:t>
+        <w:t>освободи; изпълнение (Running), когато инструкциите му се изпълняват; чакащ/блокиран (Waiting/Blocked), когато очаква събитие като входно-изходна операция; и завършил (Terminated/Exit), когато приключи работа и ОС освобождава ресурсите му.</w:t>
       </w:r>
     </w:p>
     <w:p>
@@ -3438,11 +3575,11 @@
     </w:p>
     <w:p>
       <w:r>
-        <w:t xml:space="preserve">Основната разлика между процес и нишка е в начина, по който използват ресурсите. Процесите са по-тежки и изискват повече системни ресурси, докато нишките са по-леки и споделят ресурсите на процеса. Комуникацията между процеси е по-бавна, защото изисква специални механизми, докато комуникацията между нишки е </w:t>
+        <w:t xml:space="preserve">Основната разлика между процес и нишка е в начина, по който използват ресурсите. Процесите са по-тежки и изискват повече системни ресурси, докато нишките са по-леки и споделят ресурсите на процеса. Комуникацията между процеси е </w:t>
       </w:r>
       <w:r>
         <w:lastRenderedPageBreak/>
-        <w:t>по-бърза поради споделената памет. При срив на процеса не се засягат други процеси, докато срив на нишка може да доведе до срив на целия процес.</w:t>
+        <w:t>по-бавна, защото изисква специални механизми, докато комуникацията между нишки е по-бърза поради споделената памет. При срив на процеса не се засягат други процеси, докато срив на нишка може да доведе до срив на целия процес.</w:t>
       </w:r>
     </w:p>
     <w:p>
@@ -3641,53 +3778,300 @@
           <w:rFonts w:eastAsia="Times New Roman"/>
           <w:lang w:eastAsia="bg-BG"/>
         </w:rPr>
-        <w:t>Управлението на паметта е функция на операционната система, чрез която се разпределя и контролира използването на оперативната памет (RAM) между различните процеси, като се осигурява ефективна работа и защита на данните.</w:t>
-      </w:r>
-    </w:p>
-    <w:p>
-      <w:pPr>
-        <w:rPr>
-          <w:rFonts w:eastAsia="Times New Roman"/>
-          <w:lang w:eastAsia="bg-BG"/>
-        </w:rPr>
-      </w:pPr>
-      <w:r>
-        <w:rPr>
-          <w:rFonts w:eastAsia="Times New Roman"/>
-          <w:lang w:eastAsia="bg-BG"/>
-        </w:rPr>
-        <w:t>Използваната памет е частта от RAM, която в момента се заема от операционната система, активните програми и фоновите процеси, докато свободната памет е наличното пространство, което може да бъде предоставено на нови или работещи приложения.</w:t>
-      </w:r>
-    </w:p>
-    <w:p>
-      <w:pPr>
-        <w:rPr>
-          <w:rFonts w:eastAsia="Times New Roman"/>
-          <w:lang w:eastAsia="bg-BG"/>
-        </w:rPr>
-      </w:pPr>
-      <w:r>
-        <w:rPr>
-          <w:rFonts w:eastAsia="Times New Roman"/>
-          <w:lang w:eastAsia="bg-BG"/>
-        </w:rPr>
-        <w:t>Операционната система динамично управлява паметта, като освобождава неизползвани ресурси и преразпределя паметта според нуждите на процесите, използвайки техники като виртуална памет, при която част от данните се прехвърлят на диска.</w:t>
-      </w:r>
-    </w:p>
-    <w:p>
-      <w:pPr>
-        <w:rPr>
-          <w:rFonts w:eastAsia="Times New Roman"/>
-          <w:lang w:eastAsia="bg-BG"/>
-        </w:rPr>
-      </w:pPr>
-      <w:r>
-        <w:rPr>
-          <w:rFonts w:eastAsia="Times New Roman"/>
-          <w:lang w:eastAsia="bg-BG"/>
-        </w:rPr>
-        <w:t>Когато свободната памет намалее значително, системата може да се забави, тъй като се налага по-често използване на диска вместо RAM, докато наличието на достатъчно свободна памет гарантира по-бърза и стабилна работа.</w:t>
-      </w:r>
+        <w:t>Развитието и стабилността на съвременните системи до голяма степен зависят от това колко ефективно ОС управлява оперативната памет. Освен разпределянето на RAM, паметното управление включва и поддържане на адресното пространство на процесите, настройка на правила за достъп и минимизиране на ситуации като преплитане между данните на отделните програми. По този начин се гарантира не само производителност, но и надеждност — една програма не трябва да може свободно да чете или променя паметта, която принадлежи на друга.</w:t>
+      </w:r>
+    </w:p>
+    <w:p>
+      <w:pPr>
+        <w:rPr>
+          <w:rFonts w:eastAsia="Times New Roman"/>
+          <w:lang w:eastAsia="bg-BG"/>
+        </w:rPr>
+      </w:pPr>
+      <w:r>
+        <w:rPr>
+          <w:rFonts w:eastAsia="Times New Roman"/>
+          <w:lang w:eastAsia="bg-BG"/>
+        </w:rPr>
+        <w:t>Критичен аспект при RAM е, че процесите не изискват винаги целия си размер наведнъж. Затова операционната система може да прилага механизми като </w:t>
+      </w:r>
+      <w:r>
+        <w:rPr>
+          <w:rFonts w:eastAsia="Times New Roman"/>
+          <w:b/>
+          <w:bCs/>
+          <w:bdr w:val="single" w:sz="2" w:space="0" w:color="E5E7EB" w:frame="1"/>
+          <w:lang w:eastAsia="bg-BG"/>
+        </w:rPr>
+        <w:t>страниране</w:t>
+      </w:r>
+      <w:r>
+        <w:rPr>
+          <w:rFonts w:eastAsia="Times New Roman"/>
+          <w:lang w:eastAsia="bg-BG"/>
+        </w:rPr>
+        <w:t> (paging), при което паметта се организира в фиксирани блокове (страници). При нужда ОС може да зареди липсваща страница от диска обратно в RAM, без приложението да се „усеща“ за това. Тези операции обаче имат цена: при прекалено често прехвърляне между RAM и диск (т.е. когато системата няма достатъчно свободна памет), се наблюдава значително забавяне, известно като </w:t>
+      </w:r>
+      <w:r>
+        <w:rPr>
+          <w:rFonts w:eastAsia="Times New Roman"/>
+          <w:b/>
+          <w:bCs/>
+          <w:bdr w:val="single" w:sz="2" w:space="0" w:color="E5E7EB" w:frame="1"/>
+          <w:lang w:eastAsia="bg-BG"/>
+        </w:rPr>
+        <w:t>“thrashing”</w:t>
+      </w:r>
+      <w:r>
+        <w:rPr>
+          <w:rFonts w:eastAsia="Times New Roman"/>
+          <w:lang w:eastAsia="bg-BG"/>
+        </w:rPr>
+        <w:t>.</w:t>
+      </w:r>
+    </w:p>
+    <w:p>
+      <w:pPr>
+        <w:rPr>
+          <w:rFonts w:eastAsia="Times New Roman"/>
+          <w:lang w:eastAsia="bg-BG"/>
+        </w:rPr>
+      </w:pPr>
+      <w:r>
+        <w:rPr>
+          <w:rFonts w:eastAsia="Times New Roman"/>
+          <w:lang w:eastAsia="bg-BG"/>
+        </w:rPr>
+        <w:t>Освен физическата свободна памет, важна е и концепцията за </w:t>
+      </w:r>
+      <w:r>
+        <w:rPr>
+          <w:rFonts w:eastAsia="Times New Roman"/>
+          <w:b/>
+          <w:bCs/>
+          <w:bdr w:val="single" w:sz="2" w:space="0" w:color="E5E7EB" w:frame="1"/>
+          <w:lang w:eastAsia="bg-BG"/>
+        </w:rPr>
+        <w:t>кеш памет</w:t>
+      </w:r>
+      <w:r>
+        <w:rPr>
+          <w:rFonts w:eastAsia="Times New Roman"/>
+          <w:lang w:eastAsia="bg-BG"/>
+        </w:rPr>
+        <w:t> (cache). Операционната система използва свободната RAM и за ускоряване на достъпа до често използвани данни — например от файловата система. Това означава, че макар „свободната“ памет да изглежда ниска, системата може да работи нормално, ако част от заетата памет всъщност е кеш и може да бъде освободена при нужда. Именно затова при мониторинг е полезно да се разграничават показатели като използвана, свободна и налична (available) памет.</w:t>
+      </w:r>
+    </w:p>
+    <w:p>
+      <w:pPr>
+        <w:rPr>
+          <w:rFonts w:eastAsia="Times New Roman"/>
+          <w:lang w:eastAsia="bg-BG"/>
+        </w:rPr>
+      </w:pPr>
+      <w:r>
+        <w:rPr>
+          <w:rFonts w:eastAsia="Times New Roman"/>
+          <w:lang w:eastAsia="bg-BG"/>
+        </w:rPr>
+        <w:t>В реално време мониторингът на RAM обикновено се основава на измервания като:</w:t>
+      </w:r>
+    </w:p>
+    <w:p>
+      <w:pPr>
+        <w:rPr>
+          <w:rFonts w:eastAsia="Times New Roman"/>
+          <w:lang w:eastAsia="bg-BG"/>
+        </w:rPr>
+      </w:pPr>
+      <w:r>
+        <w:rPr>
+          <w:rFonts w:eastAsia="Times New Roman"/>
+          <w:b/>
+          <w:bCs/>
+          <w:bdr w:val="single" w:sz="2" w:space="0" w:color="E5E7EB" w:frame="1"/>
+          <w:lang w:eastAsia="bg-BG"/>
+        </w:rPr>
+        <w:t>. обща RAM</w:t>
+      </w:r>
+      <w:r>
+        <w:rPr>
+          <w:rFonts w:eastAsia="Times New Roman"/>
+          <w:lang w:eastAsia="bg-BG"/>
+        </w:rPr>
+        <w:t> (размер на системната памет),</w:t>
+      </w:r>
+    </w:p>
+    <w:p>
+      <w:pPr>
+        <w:rPr>
+          <w:rFonts w:eastAsia="Times New Roman"/>
+          <w:lang w:eastAsia="bg-BG"/>
+        </w:rPr>
+      </w:pPr>
+      <w:r>
+        <w:rPr>
+          <w:rFonts w:eastAsia="Times New Roman"/>
+          <w:b/>
+          <w:bCs/>
+          <w:bdr w:val="single" w:sz="2" w:space="0" w:color="E5E7EB" w:frame="1"/>
+          <w:lang w:eastAsia="bg-BG"/>
+        </w:rPr>
+        <w:t xml:space="preserve">. </w:t>
+      </w:r>
+      <w:r>
+        <w:rPr>
+          <w:rFonts w:eastAsia="Times New Roman"/>
+          <w:b/>
+          <w:bCs/>
+          <w:bdr w:val="single" w:sz="2" w:space="0" w:color="E5E7EB" w:frame="1"/>
+          <w:lang w:eastAsia="bg-BG"/>
+        </w:rPr>
+        <w:t>използвана памет</w:t>
+      </w:r>
+      <w:r>
+        <w:rPr>
+          <w:rFonts w:eastAsia="Times New Roman"/>
+          <w:lang w:eastAsia="bg-BG"/>
+        </w:rPr>
+        <w:t> (частта, която в момента е заета),</w:t>
+      </w:r>
+    </w:p>
+    <w:p>
+      <w:pPr>
+        <w:rPr>
+          <w:rFonts w:eastAsia="Times New Roman"/>
+          <w:lang w:eastAsia="bg-BG"/>
+        </w:rPr>
+      </w:pPr>
+      <w:r>
+        <w:rPr>
+          <w:rFonts w:eastAsia="Times New Roman"/>
+          <w:b/>
+          <w:bCs/>
+          <w:bdr w:val="single" w:sz="2" w:space="0" w:color="E5E7EB" w:frame="1"/>
+          <w:lang w:eastAsia="bg-BG"/>
+        </w:rPr>
+        <w:t xml:space="preserve">. </w:t>
+      </w:r>
+      <w:r>
+        <w:rPr>
+          <w:rFonts w:eastAsia="Times New Roman"/>
+          <w:b/>
+          <w:bCs/>
+          <w:bdr w:val="single" w:sz="2" w:space="0" w:color="E5E7EB" w:frame="1"/>
+          <w:lang w:eastAsia="bg-BG"/>
+        </w:rPr>
+        <w:t>свободна/налична памет</w:t>
+      </w:r>
+      <w:r>
+        <w:rPr>
+          <w:rFonts w:eastAsia="Times New Roman"/>
+          <w:lang w:eastAsia="bg-BG"/>
+        </w:rPr>
+        <w:t> (колко ресурс остава за нови нужди),</w:t>
+      </w:r>
+    </w:p>
+    <w:p>
+      <w:pPr>
+        <w:rPr>
+          <w:rFonts w:eastAsia="Times New Roman"/>
+          <w:lang w:eastAsia="bg-BG"/>
+        </w:rPr>
+      </w:pPr>
+      <w:r>
+        <w:rPr>
+          <w:rFonts w:eastAsia="Times New Roman"/>
+          <w:b/>
+          <w:bCs/>
+          <w:bdr w:val="single" w:sz="2" w:space="0" w:color="E5E7EB" w:frame="1"/>
+          <w:lang w:eastAsia="bg-BG"/>
+        </w:rPr>
+        <w:t xml:space="preserve">. </w:t>
+      </w:r>
+      <w:r>
+        <w:rPr>
+          <w:rFonts w:eastAsia="Times New Roman"/>
+          <w:b/>
+          <w:bCs/>
+          <w:bdr w:val="single" w:sz="2" w:space="0" w:color="E5E7EB" w:frame="1"/>
+          <w:lang w:eastAsia="bg-BG"/>
+        </w:rPr>
+        <w:t>страници/прехвърляния</w:t>
+      </w:r>
+      <w:r>
+        <w:rPr>
+          <w:rFonts w:eastAsia="Times New Roman"/>
+          <w:lang w:eastAsia="bg-BG"/>
+        </w:rPr>
+        <w:t> (ако има данни за paging),</w:t>
+      </w:r>
+    </w:p>
+    <w:p>
+      <w:pPr>
+        <w:rPr>
+          <w:rFonts w:eastAsia="Times New Roman"/>
+          <w:lang w:eastAsia="bg-BG"/>
+        </w:rPr>
+      </w:pPr>
+      <w:r>
+        <w:rPr>
+          <w:rFonts w:eastAsia="Times New Roman"/>
+          <w:b/>
+          <w:bCs/>
+          <w:bdr w:val="single" w:sz="2" w:space="0" w:color="E5E7EB" w:frame="1"/>
+          <w:lang w:eastAsia="bg-BG"/>
+        </w:rPr>
+        <w:lastRenderedPageBreak/>
+        <w:t>буфери и кеш</w:t>
+      </w:r>
+      <w:r>
+        <w:rPr>
+          <w:rFonts w:eastAsia="Times New Roman"/>
+          <w:lang w:eastAsia="bg-BG"/>
+        </w:rPr>
+        <w:t> (ако системата ги предоставя като отделни метрики).</w:t>
+      </w:r>
+    </w:p>
+    <w:p>
+      <w:pPr>
+        <w:rPr>
+          <w:rFonts w:eastAsia="Times New Roman"/>
+          <w:lang w:eastAsia="bg-BG"/>
+        </w:rPr>
+      </w:pPr>
+      <w:r>
+        <w:rPr>
+          <w:rFonts w:eastAsia="Times New Roman"/>
+          <w:lang w:eastAsia="bg-BG"/>
+        </w:rPr>
+        <w:t>Когато наличната памет постоянно намалява, това може да е индикатор за проблем като изтичане на памет (</w:t>
+      </w:r>
+      <w:r>
+        <w:rPr>
+          <w:rFonts w:eastAsia="Times New Roman"/>
+          <w:b/>
+          <w:bCs/>
+          <w:bdr w:val="single" w:sz="2" w:space="0" w:color="E5E7EB" w:frame="1"/>
+          <w:lang w:eastAsia="bg-BG"/>
+        </w:rPr>
+        <w:t>memory leak</w:t>
+      </w:r>
+      <w:r>
+        <w:rPr>
+          <w:rFonts w:eastAsia="Times New Roman"/>
+          <w:lang w:eastAsia="bg-BG"/>
+        </w:rPr>
+        <w:t>) в дадено приложение, неправилно конфигуриране на услуги или прекалено много едновременни процеси. Затова визуализирането на RAM в системния монитор не е просто статистика, а средство за ранно откриване на потенциални причини за влошаване на производителността.</w:t>
+      </w:r>
+    </w:p>
+    <w:p>
+      <w:pPr>
+        <w:rPr>
+          <w:rFonts w:eastAsia="Times New Roman"/>
+          <w:lang w:eastAsia="bg-BG"/>
+        </w:rPr>
+      </w:pPr>
     </w:p>
     <w:p>
       <w:pPr>
@@ -3784,7 +4168,6 @@
           <w:szCs w:val="24"/>
           <w:lang w:eastAsia="bg-BG"/>
         </w:rPr>
-        <w:lastRenderedPageBreak/>
         <w:t>2.5. Системни монитори и Task Manager-и</w:t>
       </w:r>
       <w:bookmarkEnd w:id="15"/>
@@ -3864,6 +4247,7 @@
           <w:rFonts w:eastAsia="Times New Roman"/>
           <w:lang w:eastAsia="bg-BG"/>
         </w:rPr>
+        <w:lastRenderedPageBreak/>
         <w:t xml:space="preserve">Предимствата на </w:t>
       </w:r>
       <w:r>
@@ -3906,19 +4290,9 @@
           <w:numId w:val="0"/>
         </w:numPr>
         <w:ind w:left="426"/>
-        <w:rPr>
-          <w:rFonts w:ascii="Times New Roman" w:hAnsi="Times New Roman" w:cs="Times New Roman"/>
-          <w:sz w:val="24"/>
-          <w:szCs w:val="24"/>
-        </w:rPr>
       </w:pPr>
       <w:bookmarkStart w:id="16" w:name="_Toc226012558"/>
       <w:r>
-        <w:rPr>
-          <w:rFonts w:ascii="Times New Roman" w:hAnsi="Times New Roman" w:cs="Times New Roman"/>
-          <w:sz w:val="24"/>
-          <w:szCs w:val="24"/>
-        </w:rPr>
         <w:t>3.Практическа част</w:t>
       </w:r>
       <w:bookmarkEnd w:id="16"/>
@@ -4306,7 +4680,6 @@
           <w:rFonts w:eastAsia="Times New Roman"/>
           <w:lang w:eastAsia="bg-BG"/>
         </w:rPr>
-        <w:lastRenderedPageBreak/>
         <w:t>Тук ще създадем функциите, които събират данните, и API ендпойнтите, които ги предоставят в JSON формат.</w:t>
       </w:r>
     </w:p>
@@ -4576,6 +4949,7 @@
           <w:rFonts w:eastAsia="Times New Roman"/>
           <w:lang w:eastAsia="bg-BG"/>
         </w:rPr>
+        <w:lastRenderedPageBreak/>
         <w:t>Създаваме</w:t>
       </w:r>
       <w:r>
@@ -5411,7 +5785,6 @@
           <w:bdr w:val="single" w:sz="2" w:space="0" w:color="E5E7EB" w:frame="1"/>
           <w:lang w:eastAsia="bg-BG"/>
         </w:rPr>
-        <w:lastRenderedPageBreak/>
         <w:t>HTTP Заявки с Axios:</w:t>
       </w:r>
     </w:p>
@@ -5693,6 +6066,7 @@
           <w:bdr w:val="single" w:sz="2" w:space="0" w:color="E5E7EB" w:frame="1"/>
           <w:lang w:eastAsia="bg-BG"/>
         </w:rPr>
+        <w:lastRenderedPageBreak/>
         <w:t>Графики/Ленти:</w:t>
       </w:r>
       <w:r>
@@ -6774,7 +7148,6 @@
           <w:bdr w:val="none" w:sz="0" w:space="0" w:color="auto" w:frame="1"/>
           <w:lang w:eastAsia="bg-BG"/>
         </w:rPr>
-        <w:lastRenderedPageBreak/>
         <w:t>]</w:t>
       </w:r>
     </w:p>
@@ -6960,6 +7333,7 @@
           <w:bdr w:val="single" w:sz="2" w:space="0" w:color="E5E7EB" w:frame="1"/>
           <w:lang w:eastAsia="bg-BG"/>
         </w:rPr>
+        <w:lastRenderedPageBreak/>
         <w:t>python</w:t>
       </w:r>
     </w:p>
@@ -9466,7 +9840,6 @@
           <w:bdr w:val="none" w:sz="0" w:space="0" w:color="auto" w:frame="1"/>
           <w:lang w:eastAsia="bg-BG"/>
         </w:rPr>
-        <w:lastRenderedPageBreak/>
         <w:t xml:space="preserve">            </w:t>
       </w:r>
       <w:r>
@@ -10072,6 +10445,7 @@
           <w:bdr w:val="none" w:sz="0" w:space="0" w:color="auto" w:frame="1"/>
           <w:lang w:eastAsia="bg-BG"/>
         </w:rPr>
+        <w:lastRenderedPageBreak/>
         <w:t xml:space="preserve">    </w:t>
       </w:r>
       <w:r>
@@ -12715,7 +13089,6 @@
           <w:bdr w:val="single" w:sz="2" w:space="0" w:color="E5E7EB" w:frame="1"/>
           <w:lang w:eastAsia="bg-BG"/>
         </w:rPr>
-        <w:lastRenderedPageBreak/>
         <w:t># ---------------------------------------------------------</w:t>
       </w:r>
     </w:p>
@@ -13048,6 +13421,7 @@
           <w:bdr w:val="single" w:sz="2" w:space="2" w:color="E5E7EB" w:frame="1"/>
           <w:lang w:eastAsia="bg-BG"/>
         </w:rPr>
+        <w:lastRenderedPageBreak/>
         <w:t>get_system_metrics()</w:t>
       </w:r>
       <w:r>
@@ -14585,7 +14959,6 @@
           <w:bCs/>
           <w:lang w:eastAsia="bg-BG"/>
         </w:rPr>
-        <w:lastRenderedPageBreak/>
         <w:t>2. Проверка на </w:t>
       </w:r>
       <w:r>
@@ -14948,6 +15321,7 @@
           <w:bdr w:val="none" w:sz="0" w:space="0" w:color="auto" w:frame="1"/>
           <w:lang w:eastAsia="bg-BG"/>
         </w:rPr>
+        <w:lastRenderedPageBreak/>
         <w:t>urlpatterns = [</w:t>
       </w:r>
     </w:p>
@@ -16286,7 +16660,6 @@
           <w:bdr w:val="none" w:sz="0" w:space="0" w:color="auto" w:frame="1"/>
           <w:lang w:eastAsia="bg-BG"/>
         </w:rPr>
-        <w:lastRenderedPageBreak/>
         <w:t xml:space="preserve">    </w:t>
       </w:r>
       <w:r>
@@ -16899,6 +17272,7 @@
           <w:bdr w:val="none" w:sz="0" w:space="0" w:color="auto" w:frame="1"/>
           <w:lang w:eastAsia="bg-BG"/>
         </w:rPr>
+        <w:lastRenderedPageBreak/>
         <w:t xml:space="preserve">    </w:t>
       </w:r>
       <w:r>
@@ -20811,7 +21185,6 @@
           <w:bdr w:val="none" w:sz="0" w:space="0" w:color="auto" w:frame="1"/>
           <w:lang w:eastAsia="bg-BG"/>
         </w:rPr>
-        <w:lastRenderedPageBreak/>
         <w:t xml:space="preserve">                    </w:t>
       </w:r>
       <w:r>
@@ -21461,6 +21834,7 @@
           <w:bdr w:val="none" w:sz="0" w:space="0" w:color="auto" w:frame="1"/>
           <w:lang w:eastAsia="bg-BG"/>
         </w:rPr>
+        <w:lastRenderedPageBreak/>
         <w:t xml:space="preserve">                            {{ stats.cpu.total_percent }}%</w:t>
       </w:r>
     </w:p>
@@ -25154,7 +25528,6 @@
           <w:bdr w:val="none" w:sz="0" w:space="0" w:color="auto" w:frame="1"/>
           <w:lang w:eastAsia="bg-BG"/>
         </w:rPr>
-        <w:lastRenderedPageBreak/>
         <w:t xml:space="preserve">    </w:t>
       </w:r>
       <w:r>
@@ -25684,6 +26057,7 @@
           <w:bdr w:val="none" w:sz="0" w:space="0" w:color="auto" w:frame="1"/>
           <w:lang w:eastAsia="bg-BG"/>
         </w:rPr>
+        <w:lastRenderedPageBreak/>
         <w:t xml:space="preserve">        </w:t>
       </w:r>
       <w:r>
@@ -29386,7 +29760,6 @@
           <w:bdr w:val="single" w:sz="2" w:space="0" w:color="E5E7EB" w:frame="1"/>
           <w:lang w:eastAsia="bg-BG"/>
         </w:rPr>
-        <w:lastRenderedPageBreak/>
         <w:t xml:space="preserve">                </w:t>
       </w:r>
       <w:r>
@@ -29909,6 +30282,7 @@
           <w:bdr w:val="single" w:sz="2" w:space="0" w:color="E5E7EB" w:frame="1"/>
           <w:lang w:eastAsia="bg-BG"/>
         </w:rPr>
+        <w:lastRenderedPageBreak/>
         <w:t xml:space="preserve">                    </w:t>
       </w:r>
       <w:r>
@@ -32490,7 +32864,6 @@
           <w:bCs/>
           <w:lang w:eastAsia="bg-BG"/>
         </w:rPr>
-        <w:lastRenderedPageBreak/>
         <w:t>Какво се случва тук?</w:t>
       </w:r>
       <w:bookmarkEnd w:id="29"/>
@@ -32583,6 +32956,7 @@
           <w:bdr w:val="single" w:sz="2" w:space="0" w:color="E5E7EB" w:frame="1"/>
           <w:lang w:eastAsia="bg-BG"/>
         </w:rPr>
+        <w:lastRenderedPageBreak/>
         <w:t>Vue.js Свързване:</w:t>
       </w:r>
       <w:r>
@@ -33805,7 +34179,6 @@
           <w:bdr w:val="none" w:sz="0" w:space="0" w:color="auto" w:frame="1"/>
           <w:lang w:eastAsia="bg-BG"/>
         </w:rPr>
-        <w:lastRenderedPageBreak/>
         <w:t xml:space="preserve">        </w:t>
       </w:r>
       <w:r>
@@ -34178,6 +34551,7 @@
           <w:bdr w:val="none" w:sz="0" w:space="0" w:color="auto" w:frame="1"/>
           <w:lang w:eastAsia="bg-BG"/>
         </w:rPr>
+        <w:lastRenderedPageBreak/>
         <w:t xml:space="preserve">                </w:t>
       </w:r>
       <w:r>
@@ -36179,7 +36553,6 @@
           <w:bdr w:val="single" w:sz="2" w:space="0" w:color="E5E7EB" w:frame="1"/>
           <w:lang w:eastAsia="bg-BG"/>
         </w:rPr>
-        <w:lastRenderedPageBreak/>
         <w:t># ... вашите функции get_system_metrics и get_top_processes си остават същите ...</w:t>
       </w:r>
     </w:p>
@@ -36480,6 +36853,7 @@
           <w:bdr w:val="none" w:sz="0" w:space="0" w:color="auto" w:frame="1"/>
           <w:lang w:eastAsia="bg-BG"/>
         </w:rPr>
+        <w:lastRenderedPageBreak/>
         <w:t xml:space="preserve">    stats = get_system_metrics()</w:t>
       </w:r>
     </w:p>
@@ -38973,7 +39347,6 @@
           <w:rFonts w:eastAsia="Times New Roman"/>
           <w:lang w:eastAsia="bg-BG"/>
         </w:rPr>
-        <w:lastRenderedPageBreak/>
         <w:t>В папката </w:t>
       </w:r>
       <w:r>
@@ -39169,6 +39542,7 @@
           <w:bdr w:val="single" w:sz="2" w:space="0" w:color="E5E7EB" w:frame="1"/>
           <w:lang w:eastAsia="bg-BG"/>
         </w:rPr>
+        <w:lastRenderedPageBreak/>
         <w:t>&lt;</w:t>
       </w:r>
       <w:r>
@@ -42995,7 +43369,6 @@
           <w:rFonts w:eastAsia="Times New Roman"/>
           <w:lang w:eastAsia="bg-BG"/>
         </w:rPr>
-        <w:lastRenderedPageBreak/>
         <w:t>Отваряме</w:t>
       </w:r>
       <w:r>
@@ -43188,6 +43561,7 @@
           <w:bdr w:val="none" w:sz="0" w:space="0" w:color="auto" w:frame="1"/>
           <w:lang w:eastAsia="bg-BG"/>
         </w:rPr>
+        <w:lastRenderedPageBreak/>
         <w:t xml:space="preserve">    </w:t>
       </w:r>
       <w:r>
@@ -44997,6 +45371,10 @@
     <w:p>
       <w:pPr>
         <w:pStyle w:val="Heading1"/>
+        <w:numPr>
+          <w:ilvl w:val="0"/>
+          <w:numId w:val="20"/>
+        </w:numPr>
         <w:rPr>
           <w:rFonts w:ascii="Times New Roman" w:hAnsi="Times New Roman" w:cs="Times New Roman"/>
           <w:sz w:val="24"/>
@@ -45010,9 +45388,115 @@
           <w:sz w:val="24"/>
           <w:szCs w:val="24"/>
         </w:rPr>
+        <w:t xml:space="preserve"> </w:t>
+      </w:r>
+      <w:r>
+        <w:rPr>
+          <w:rFonts w:ascii="Times New Roman" w:hAnsi="Times New Roman" w:cs="Times New Roman"/>
+          <w:sz w:val="24"/>
+          <w:szCs w:val="24"/>
+        </w:rPr>
         <w:t>Заключение</w:t>
       </w:r>
       <w:bookmarkEnd w:id="39"/>
+    </w:p>
+    <w:p>
+      <w:pPr>
+        <w:rPr>
+          <w:rFonts w:eastAsia="Times New Roman"/>
+          <w:lang w:eastAsia="bg-BG"/>
+        </w:rPr>
+      </w:pPr>
+      <w:r>
+        <w:rPr>
+          <w:rFonts w:eastAsia="Times New Roman"/>
+          <w:lang w:eastAsia="bg-BG"/>
+        </w:rPr>
+        <w:t>В хода на разработването на дипломен проект беше направена практическа връзка между теоретичните основи за работата на операционните системи и конкретната реализация на уеб базиран системен монитор. Както е разгледано в теоретичната част, операционната система изпълнява ключова роля като посредник между хардуера и приложенията. Тя управлява процесорното време, разпределя и контролира оперативната памет, организира достъпа до файловата система и координира работата на периферните устройства чрез драйвери. Именно благодарение на тези механизми стойностите за натоварването на CPU, използването на RAM и дисковата активност могат да бъдат измервани и представяни в разбираем вид.</w:t>
+      </w:r>
+    </w:p>
+    <w:p>
+      <w:pPr>
+        <w:rPr>
+          <w:rFonts w:eastAsia="Times New Roman"/>
+          <w:lang w:eastAsia="bg-BG"/>
+        </w:rPr>
+      </w:pPr>
+      <w:r>
+        <w:rPr>
+          <w:rFonts w:eastAsia="Times New Roman"/>
+          <w:lang w:eastAsia="bg-BG"/>
+        </w:rPr>
+        <w:t>Поставената цел на проекта — създаването на уеб базиран Task Manager (Системен монитор) — е реализирана чрез приложение, което в реално време извлича системни метрики и ги визуализира чрез интерактивен интерфейс. Чрез подбора на подходящи показатели потребителят може да получи бърза ориентация за текущото състояние на системата: дали тя е в нормални граници, дали се наблюдава натоварване на процесора, дали паметта се доближава до критични стойности и дали дисковата подсистема се превръща в „тясно място“. Отделно е разработена функционалност за извеждане на списък с най-натоварващите процеси, сортирани спрямо CPU и RAM, което подпомага диагностиката и идентифицирането на причините за евентуално влошаване на производителността.</w:t>
+      </w:r>
+    </w:p>
+    <w:p>
+      <w:pPr>
+        <w:rPr>
+          <w:rFonts w:eastAsia="Times New Roman"/>
+          <w:lang w:eastAsia="bg-BG"/>
+        </w:rPr>
+      </w:pPr>
+      <w:r>
+        <w:rPr>
+          <w:rFonts w:eastAsia="Times New Roman"/>
+          <w:lang w:eastAsia="bg-BG"/>
+        </w:rPr>
+        <w:t xml:space="preserve">Важен акцент в практическата реализация е изборът на Django като основа за бекенда. Този избор позволява да се организира добре архитектурата на приложението, да се изградят REST API ендпойнти и да се осигури коректно предаване на данните към клиентската част. За извличане на системна информация е използвана подходяща библиотека, която предоставя метрики за CPU, RAM, Disk I/O и процесите, като </w:t>
+      </w:r>
+      <w:r>
+        <w:rPr>
+          <w:rFonts w:eastAsia="Times New Roman"/>
+          <w:lang w:eastAsia="bg-BG"/>
+        </w:rPr>
+        <w:lastRenderedPageBreak/>
+        <w:t>данните са обработвани и подготвяни за визуализация в удобен формат. По този начин системният монитор се превръща в реален инструмент, а не само демонстрация на стойности.</w:t>
+      </w:r>
+    </w:p>
+    <w:p>
+      <w:pPr>
+        <w:rPr>
+          <w:rFonts w:eastAsia="Times New Roman"/>
+          <w:lang w:eastAsia="bg-BG"/>
+        </w:rPr>
+      </w:pPr>
+      <w:r>
+        <w:rPr>
+          <w:rFonts w:eastAsia="Times New Roman"/>
+          <w:lang w:eastAsia="bg-BG"/>
+        </w:rPr>
+        <w:t>От гледна точка на потребителското преживяване, проектът демонстрира съвременен уеб подход чрез динамично опресняване на информацията и визуално представяне чрез графики и таблици. Използването на фронтенд технологии като Vue.js и Axios позволява данните да се обновяват на интервали (чрез polling), което създава усещане за работа „в реално време“. Интерфейсът е структурирано организиран, с прогрес-ленти и разделяне на секциите за CPU, RAM и диск, както и с таблица за топ 10 процеса, което улеснява интерпретацията на резултатите. Предвидена е и функционалност за ръчно опресняване, както и обработка на грешки, включително случаите при недостъпност на сървъра или липса на права за достъп.</w:t>
+      </w:r>
+    </w:p>
+    <w:p>
+      <w:pPr>
+        <w:rPr>
+          <w:rFonts w:eastAsia="Times New Roman"/>
+          <w:lang w:eastAsia="bg-BG"/>
+        </w:rPr>
+      </w:pPr>
+      <w:r>
+        <w:rPr>
+          <w:rFonts w:eastAsia="Times New Roman"/>
+          <w:lang w:eastAsia="bg-BG"/>
+        </w:rPr>
+        <w:t>Допълнително, проектът включва и елемент на сигурност, който е съобразен с изискванията по заданието. Чрез вградените механизми за аутентикация на Django и използването на DRF разрешения се ограничава достъпът до дашборда и API ендпойнтите. Така приложението е насочено към реалистичен сценарий на използване, при който мониторингът не трябва да бъде публично достъпен за всеки потребител. Включени са и страници за вход и изход, което прави решението по-завършено от гледна точка на функционалност и потребителска навигация.</w:t>
+      </w:r>
+    </w:p>
+    <w:p>
+      <w:pPr>
+        <w:rPr>
+          <w:rFonts w:eastAsia="Times New Roman"/>
+          <w:lang w:eastAsia="bg-BG"/>
+        </w:rPr>
+      </w:pPr>
+      <w:r>
+        <w:rPr>
+          <w:rFonts w:eastAsia="Times New Roman"/>
+          <w:lang w:eastAsia="bg-BG"/>
+        </w:rPr>
+        <w:t>В заключение може да се обобщи, че разработеният уеб базиран системен монитор изпълнява поставената цел, като осигурява наблюдение на ключови ресурси (CPU, RAM и Disk I/O) и предоставя информация за най-натоварващите процеси в реално време. Проектът показва как концепциите за управление на ресурсите в операционната система могат да бъдат използвани за изграждане на практически инструмент с уеб достъп, който е полезен както за единични машини, така и за сценарии с централизирано администриране. Реализацията на този Task Manager с Django доказва приложимостта на модерните уеб технологии при изграждане на системи за мониторинг и анализа на производителността.</w:t>
+      </w:r>
     </w:p>
     <w:p/>
     <w:p>
@@ -45029,6 +45513,11 @@
     <w:p>
       <w:pPr>
         <w:pStyle w:val="Heading1"/>
+        <w:numPr>
+          <w:ilvl w:val="0"/>
+          <w:numId w:val="20"/>
+        </w:numPr>
+        <w:ind w:left="426"/>
         <w:rPr>
           <w:rFonts w:ascii="Times New Roman" w:hAnsi="Times New Roman" w:cs="Times New Roman"/>
           <w:sz w:val="24"/>
@@ -45042,11 +45531,12 @@
           <w:sz w:val="24"/>
           <w:szCs w:val="24"/>
         </w:rPr>
+        <w:lastRenderedPageBreak/>
         <w:t>Литература:</w:t>
       </w:r>
+      <w:bookmarkEnd w:id="1"/>
       <w:bookmarkEnd w:id="2"/>
       <w:bookmarkEnd w:id="3"/>
-      <w:bookmarkEnd w:id="4"/>
       <w:bookmarkEnd w:id="40"/>
       <w:r>
         <w:rPr>
@@ -45280,7 +45770,6 @@
         <w:spacing w:beforeAutospacing="0" w:afterAutospacing="0"/>
       </w:pPr>
       <w:r>
-        <w:lastRenderedPageBreak/>
         <w:t>https://www.inventum.bg/web-design/css/</w:t>
       </w:r>
     </w:p>
@@ -45352,7 +45841,7 @@
           <w:rPr>
             <w:noProof/>
           </w:rPr>
-          <w:t>3</w:t>
+          <w:t>9</w:t>
         </w:r>
         <w:r>
           <w:rPr>
@@ -46822,9 +47311,9 @@
     </w:lvl>
   </w:abstractNum>
   <w:abstractNum w:abstractNumId="12" w15:restartNumberingAfterBreak="0">
-    <w:nsid w:val="39453D5D"/>
+    <w:nsid w:val="36D83340"/>
     <w:multiLevelType w:val="multilevel"/>
-    <w:tmpl w:val="AE70A622"/>
+    <w:tmpl w:val="BBDEACCA"/>
     <w:lvl w:ilvl="0">
       <w:start w:val="1"/>
       <w:numFmt w:val="bullet"/>
@@ -46971,235 +47460,9 @@
     </w:lvl>
   </w:abstractNum>
   <w:abstractNum w:abstractNumId="13" w15:restartNumberingAfterBreak="0">
-    <w:nsid w:val="3AB73118"/>
+    <w:nsid w:val="39453D5D"/>
     <w:multiLevelType w:val="multilevel"/>
-    <w:tmpl w:val="634CC72C"/>
-    <w:lvl w:ilvl="0">
-      <w:start w:val="1"/>
-      <w:numFmt w:val="decimal"/>
-      <w:lvlText w:val="%1."/>
-      <w:lvlJc w:val="left"/>
-      <w:pPr>
-        <w:tabs>
-          <w:tab w:val="num" w:pos="720"/>
-        </w:tabs>
-        <w:ind w:left="720" w:hanging="360"/>
-      </w:pPr>
-    </w:lvl>
-    <w:lvl w:ilvl="1" w:tentative="1">
-      <w:start w:val="1"/>
-      <w:numFmt w:val="decimal"/>
-      <w:lvlText w:val="%2."/>
-      <w:lvlJc w:val="left"/>
-      <w:pPr>
-        <w:tabs>
-          <w:tab w:val="num" w:pos="1440"/>
-        </w:tabs>
-        <w:ind w:left="1440" w:hanging="360"/>
-      </w:pPr>
-    </w:lvl>
-    <w:lvl w:ilvl="2" w:tentative="1">
-      <w:start w:val="1"/>
-      <w:numFmt w:val="decimal"/>
-      <w:lvlText w:val="%3."/>
-      <w:lvlJc w:val="left"/>
-      <w:pPr>
-        <w:tabs>
-          <w:tab w:val="num" w:pos="2160"/>
-        </w:tabs>
-        <w:ind w:left="2160" w:hanging="360"/>
-      </w:pPr>
-    </w:lvl>
-    <w:lvl w:ilvl="3" w:tentative="1">
-      <w:start w:val="1"/>
-      <w:numFmt w:val="decimal"/>
-      <w:lvlText w:val="%4."/>
-      <w:lvlJc w:val="left"/>
-      <w:pPr>
-        <w:tabs>
-          <w:tab w:val="num" w:pos="2880"/>
-        </w:tabs>
-        <w:ind w:left="2880" w:hanging="360"/>
-      </w:pPr>
-    </w:lvl>
-    <w:lvl w:ilvl="4" w:tentative="1">
-      <w:start w:val="1"/>
-      <w:numFmt w:val="decimal"/>
-      <w:lvlText w:val="%5."/>
-      <w:lvlJc w:val="left"/>
-      <w:pPr>
-        <w:tabs>
-          <w:tab w:val="num" w:pos="3600"/>
-        </w:tabs>
-        <w:ind w:left="3600" w:hanging="360"/>
-      </w:pPr>
-    </w:lvl>
-    <w:lvl w:ilvl="5" w:tentative="1">
-      <w:start w:val="1"/>
-      <w:numFmt w:val="decimal"/>
-      <w:lvlText w:val="%6."/>
-      <w:lvlJc w:val="left"/>
-      <w:pPr>
-        <w:tabs>
-          <w:tab w:val="num" w:pos="4320"/>
-        </w:tabs>
-        <w:ind w:left="4320" w:hanging="360"/>
-      </w:pPr>
-    </w:lvl>
-    <w:lvl w:ilvl="6" w:tentative="1">
-      <w:start w:val="1"/>
-      <w:numFmt w:val="decimal"/>
-      <w:lvlText w:val="%7."/>
-      <w:lvlJc w:val="left"/>
-      <w:pPr>
-        <w:tabs>
-          <w:tab w:val="num" w:pos="5040"/>
-        </w:tabs>
-        <w:ind w:left="5040" w:hanging="360"/>
-      </w:pPr>
-    </w:lvl>
-    <w:lvl w:ilvl="7" w:tentative="1">
-      <w:start w:val="1"/>
-      <w:numFmt w:val="decimal"/>
-      <w:lvlText w:val="%8."/>
-      <w:lvlJc w:val="left"/>
-      <w:pPr>
-        <w:tabs>
-          <w:tab w:val="num" w:pos="5760"/>
-        </w:tabs>
-        <w:ind w:left="5760" w:hanging="360"/>
-      </w:pPr>
-    </w:lvl>
-    <w:lvl w:ilvl="8" w:tentative="1">
-      <w:start w:val="1"/>
-      <w:numFmt w:val="decimal"/>
-      <w:lvlText w:val="%9."/>
-      <w:lvlJc w:val="left"/>
-      <w:pPr>
-        <w:tabs>
-          <w:tab w:val="num" w:pos="6480"/>
-        </w:tabs>
-        <w:ind w:left="6480" w:hanging="360"/>
-      </w:pPr>
-    </w:lvl>
-  </w:abstractNum>
-  <w:abstractNum w:abstractNumId="14" w15:restartNumberingAfterBreak="0">
-    <w:nsid w:val="3C990C35"/>
-    <w:multiLevelType w:val="multilevel"/>
-    <w:tmpl w:val="E8F47E58"/>
-    <w:lvl w:ilvl="0">
-      <w:start w:val="1"/>
-      <w:numFmt w:val="decimal"/>
-      <w:lvlText w:val="%1."/>
-      <w:lvlJc w:val="left"/>
-      <w:pPr>
-        <w:tabs>
-          <w:tab w:val="num" w:pos="720"/>
-        </w:tabs>
-        <w:ind w:left="720" w:hanging="360"/>
-      </w:pPr>
-    </w:lvl>
-    <w:lvl w:ilvl="1" w:tentative="1">
-      <w:start w:val="1"/>
-      <w:numFmt w:val="decimal"/>
-      <w:lvlText w:val="%2."/>
-      <w:lvlJc w:val="left"/>
-      <w:pPr>
-        <w:tabs>
-          <w:tab w:val="num" w:pos="1440"/>
-        </w:tabs>
-        <w:ind w:left="1440" w:hanging="360"/>
-      </w:pPr>
-    </w:lvl>
-    <w:lvl w:ilvl="2" w:tentative="1">
-      <w:start w:val="1"/>
-      <w:numFmt w:val="decimal"/>
-      <w:lvlText w:val="%3."/>
-      <w:lvlJc w:val="left"/>
-      <w:pPr>
-        <w:tabs>
-          <w:tab w:val="num" w:pos="2160"/>
-        </w:tabs>
-        <w:ind w:left="2160" w:hanging="360"/>
-      </w:pPr>
-    </w:lvl>
-    <w:lvl w:ilvl="3" w:tentative="1">
-      <w:start w:val="1"/>
-      <w:numFmt w:val="decimal"/>
-      <w:lvlText w:val="%4."/>
-      <w:lvlJc w:val="left"/>
-      <w:pPr>
-        <w:tabs>
-          <w:tab w:val="num" w:pos="2880"/>
-        </w:tabs>
-        <w:ind w:left="2880" w:hanging="360"/>
-      </w:pPr>
-    </w:lvl>
-    <w:lvl w:ilvl="4" w:tentative="1">
-      <w:start w:val="1"/>
-      <w:numFmt w:val="decimal"/>
-      <w:lvlText w:val="%5."/>
-      <w:lvlJc w:val="left"/>
-      <w:pPr>
-        <w:tabs>
-          <w:tab w:val="num" w:pos="3600"/>
-        </w:tabs>
-        <w:ind w:left="3600" w:hanging="360"/>
-      </w:pPr>
-    </w:lvl>
-    <w:lvl w:ilvl="5" w:tentative="1">
-      <w:start w:val="1"/>
-      <w:numFmt w:val="decimal"/>
-      <w:lvlText w:val="%6."/>
-      <w:lvlJc w:val="left"/>
-      <w:pPr>
-        <w:tabs>
-          <w:tab w:val="num" w:pos="4320"/>
-        </w:tabs>
-        <w:ind w:left="4320" w:hanging="360"/>
-      </w:pPr>
-    </w:lvl>
-    <w:lvl w:ilvl="6" w:tentative="1">
-      <w:start w:val="1"/>
-      <w:numFmt w:val="decimal"/>
-      <w:lvlText w:val="%7."/>
-      <w:lvlJc w:val="left"/>
-      <w:pPr>
-        <w:tabs>
-          <w:tab w:val="num" w:pos="5040"/>
-        </w:tabs>
-        <w:ind w:left="5040" w:hanging="360"/>
-      </w:pPr>
-    </w:lvl>
-    <w:lvl w:ilvl="7" w:tentative="1">
-      <w:start w:val="1"/>
-      <w:numFmt w:val="decimal"/>
-      <w:lvlText w:val="%8."/>
-      <w:lvlJc w:val="left"/>
-      <w:pPr>
-        <w:tabs>
-          <w:tab w:val="num" w:pos="5760"/>
-        </w:tabs>
-        <w:ind w:left="5760" w:hanging="360"/>
-      </w:pPr>
-    </w:lvl>
-    <w:lvl w:ilvl="8" w:tentative="1">
-      <w:start w:val="1"/>
-      <w:numFmt w:val="decimal"/>
-      <w:lvlText w:val="%9."/>
-      <w:lvlJc w:val="left"/>
-      <w:pPr>
-        <w:tabs>
-          <w:tab w:val="num" w:pos="6480"/>
-        </w:tabs>
-        <w:ind w:left="6480" w:hanging="360"/>
-      </w:pPr>
-    </w:lvl>
-  </w:abstractNum>
-  <w:abstractNum w:abstractNumId="15" w15:restartNumberingAfterBreak="0">
-    <w:nsid w:val="3D470C5C"/>
-    <w:multiLevelType w:val="multilevel"/>
-    <w:tmpl w:val="BE0EB5C2"/>
+    <w:tmpl w:val="AE70A622"/>
     <w:lvl w:ilvl="0">
       <w:start w:val="1"/>
       <w:numFmt w:val="bullet"/>
@@ -47345,10 +47608,10 @@
       </w:rPr>
     </w:lvl>
   </w:abstractNum>
-  <w:abstractNum w:abstractNumId="16" w15:restartNumberingAfterBreak="0">
-    <w:nsid w:val="427E0F42"/>
+  <w:abstractNum w:abstractNumId="14" w15:restartNumberingAfterBreak="0">
+    <w:nsid w:val="3AB73118"/>
     <w:multiLevelType w:val="multilevel"/>
-    <w:tmpl w:val="07689776"/>
+    <w:tmpl w:val="634CC72C"/>
     <w:lvl w:ilvl="0">
       <w:start w:val="1"/>
       <w:numFmt w:val="decimal"/>
@@ -47458,10 +47721,123 @@
       </w:pPr>
     </w:lvl>
   </w:abstractNum>
-  <w:abstractNum w:abstractNumId="17" w15:restartNumberingAfterBreak="0">
-    <w:nsid w:val="4B401398"/>
+  <w:abstractNum w:abstractNumId="15" w15:restartNumberingAfterBreak="0">
+    <w:nsid w:val="3C990C35"/>
     <w:multiLevelType w:val="multilevel"/>
-    <w:tmpl w:val="A1B2A394"/>
+    <w:tmpl w:val="E8F47E58"/>
+    <w:lvl w:ilvl="0">
+      <w:start w:val="1"/>
+      <w:numFmt w:val="decimal"/>
+      <w:lvlText w:val="%1."/>
+      <w:lvlJc w:val="left"/>
+      <w:pPr>
+        <w:tabs>
+          <w:tab w:val="num" w:pos="720"/>
+        </w:tabs>
+        <w:ind w:left="720" w:hanging="360"/>
+      </w:pPr>
+    </w:lvl>
+    <w:lvl w:ilvl="1" w:tentative="1">
+      <w:start w:val="1"/>
+      <w:numFmt w:val="decimal"/>
+      <w:lvlText w:val="%2."/>
+      <w:lvlJc w:val="left"/>
+      <w:pPr>
+        <w:tabs>
+          <w:tab w:val="num" w:pos="1440"/>
+        </w:tabs>
+        <w:ind w:left="1440" w:hanging="360"/>
+      </w:pPr>
+    </w:lvl>
+    <w:lvl w:ilvl="2" w:tentative="1">
+      <w:start w:val="1"/>
+      <w:numFmt w:val="decimal"/>
+      <w:lvlText w:val="%3."/>
+      <w:lvlJc w:val="left"/>
+      <w:pPr>
+        <w:tabs>
+          <w:tab w:val="num" w:pos="2160"/>
+        </w:tabs>
+        <w:ind w:left="2160" w:hanging="360"/>
+      </w:pPr>
+    </w:lvl>
+    <w:lvl w:ilvl="3" w:tentative="1">
+      <w:start w:val="1"/>
+      <w:numFmt w:val="decimal"/>
+      <w:lvlText w:val="%4."/>
+      <w:lvlJc w:val="left"/>
+      <w:pPr>
+        <w:tabs>
+          <w:tab w:val="num" w:pos="2880"/>
+        </w:tabs>
+        <w:ind w:left="2880" w:hanging="360"/>
+      </w:pPr>
+    </w:lvl>
+    <w:lvl w:ilvl="4" w:tentative="1">
+      <w:start w:val="1"/>
+      <w:numFmt w:val="decimal"/>
+      <w:lvlText w:val="%5."/>
+      <w:lvlJc w:val="left"/>
+      <w:pPr>
+        <w:tabs>
+          <w:tab w:val="num" w:pos="3600"/>
+        </w:tabs>
+        <w:ind w:left="3600" w:hanging="360"/>
+      </w:pPr>
+    </w:lvl>
+    <w:lvl w:ilvl="5" w:tentative="1">
+      <w:start w:val="1"/>
+      <w:numFmt w:val="decimal"/>
+      <w:lvlText w:val="%6."/>
+      <w:lvlJc w:val="left"/>
+      <w:pPr>
+        <w:tabs>
+          <w:tab w:val="num" w:pos="4320"/>
+        </w:tabs>
+        <w:ind w:left="4320" w:hanging="360"/>
+      </w:pPr>
+    </w:lvl>
+    <w:lvl w:ilvl="6" w:tentative="1">
+      <w:start w:val="1"/>
+      <w:numFmt w:val="decimal"/>
+      <w:lvlText w:val="%7."/>
+      <w:lvlJc w:val="left"/>
+      <w:pPr>
+        <w:tabs>
+          <w:tab w:val="num" w:pos="5040"/>
+        </w:tabs>
+        <w:ind w:left="5040" w:hanging="360"/>
+      </w:pPr>
+    </w:lvl>
+    <w:lvl w:ilvl="7" w:tentative="1">
+      <w:start w:val="1"/>
+      <w:numFmt w:val="decimal"/>
+      <w:lvlText w:val="%8."/>
+      <w:lvlJc w:val="left"/>
+      <w:pPr>
+        <w:tabs>
+          <w:tab w:val="num" w:pos="5760"/>
+        </w:tabs>
+        <w:ind w:left="5760" w:hanging="360"/>
+      </w:pPr>
+    </w:lvl>
+    <w:lvl w:ilvl="8" w:tentative="1">
+      <w:start w:val="1"/>
+      <w:numFmt w:val="decimal"/>
+      <w:lvlText w:val="%9."/>
+      <w:lvlJc w:val="left"/>
+      <w:pPr>
+        <w:tabs>
+          <w:tab w:val="num" w:pos="6480"/>
+        </w:tabs>
+        <w:ind w:left="6480" w:hanging="360"/>
+      </w:pPr>
+    </w:lvl>
+  </w:abstractNum>
+  <w:abstractNum w:abstractNumId="16" w15:restartNumberingAfterBreak="0">
+    <w:nsid w:val="3D470C5C"/>
+    <w:multiLevelType w:val="multilevel"/>
+    <w:tmpl w:val="BE0EB5C2"/>
     <w:lvl w:ilvl="0">
       <w:start w:val="1"/>
       <w:numFmt w:val="bullet"/>
@@ -47607,7 +47983,269 @@
       </w:rPr>
     </w:lvl>
   </w:abstractNum>
+  <w:abstractNum w:abstractNumId="17" w15:restartNumberingAfterBreak="0">
+    <w:nsid w:val="427E0F42"/>
+    <w:multiLevelType w:val="multilevel"/>
+    <w:tmpl w:val="07689776"/>
+    <w:lvl w:ilvl="0">
+      <w:start w:val="1"/>
+      <w:numFmt w:val="decimal"/>
+      <w:lvlText w:val="%1."/>
+      <w:lvlJc w:val="left"/>
+      <w:pPr>
+        <w:tabs>
+          <w:tab w:val="num" w:pos="720"/>
+        </w:tabs>
+        <w:ind w:left="720" w:hanging="360"/>
+      </w:pPr>
+    </w:lvl>
+    <w:lvl w:ilvl="1" w:tentative="1">
+      <w:start w:val="1"/>
+      <w:numFmt w:val="decimal"/>
+      <w:lvlText w:val="%2."/>
+      <w:lvlJc w:val="left"/>
+      <w:pPr>
+        <w:tabs>
+          <w:tab w:val="num" w:pos="1440"/>
+        </w:tabs>
+        <w:ind w:left="1440" w:hanging="360"/>
+      </w:pPr>
+    </w:lvl>
+    <w:lvl w:ilvl="2" w:tentative="1">
+      <w:start w:val="1"/>
+      <w:numFmt w:val="decimal"/>
+      <w:lvlText w:val="%3."/>
+      <w:lvlJc w:val="left"/>
+      <w:pPr>
+        <w:tabs>
+          <w:tab w:val="num" w:pos="2160"/>
+        </w:tabs>
+        <w:ind w:left="2160" w:hanging="360"/>
+      </w:pPr>
+    </w:lvl>
+    <w:lvl w:ilvl="3" w:tentative="1">
+      <w:start w:val="1"/>
+      <w:numFmt w:val="decimal"/>
+      <w:lvlText w:val="%4."/>
+      <w:lvlJc w:val="left"/>
+      <w:pPr>
+        <w:tabs>
+          <w:tab w:val="num" w:pos="2880"/>
+        </w:tabs>
+        <w:ind w:left="2880" w:hanging="360"/>
+      </w:pPr>
+    </w:lvl>
+    <w:lvl w:ilvl="4" w:tentative="1">
+      <w:start w:val="1"/>
+      <w:numFmt w:val="decimal"/>
+      <w:lvlText w:val="%5."/>
+      <w:lvlJc w:val="left"/>
+      <w:pPr>
+        <w:tabs>
+          <w:tab w:val="num" w:pos="3600"/>
+        </w:tabs>
+        <w:ind w:left="3600" w:hanging="360"/>
+      </w:pPr>
+    </w:lvl>
+    <w:lvl w:ilvl="5" w:tentative="1">
+      <w:start w:val="1"/>
+      <w:numFmt w:val="decimal"/>
+      <w:lvlText w:val="%6."/>
+      <w:lvlJc w:val="left"/>
+      <w:pPr>
+        <w:tabs>
+          <w:tab w:val="num" w:pos="4320"/>
+        </w:tabs>
+        <w:ind w:left="4320" w:hanging="360"/>
+      </w:pPr>
+    </w:lvl>
+    <w:lvl w:ilvl="6" w:tentative="1">
+      <w:start w:val="1"/>
+      <w:numFmt w:val="decimal"/>
+      <w:lvlText w:val="%7."/>
+      <w:lvlJc w:val="left"/>
+      <w:pPr>
+        <w:tabs>
+          <w:tab w:val="num" w:pos="5040"/>
+        </w:tabs>
+        <w:ind w:left="5040" w:hanging="360"/>
+      </w:pPr>
+    </w:lvl>
+    <w:lvl w:ilvl="7" w:tentative="1">
+      <w:start w:val="1"/>
+      <w:numFmt w:val="decimal"/>
+      <w:lvlText w:val="%8."/>
+      <w:lvlJc w:val="left"/>
+      <w:pPr>
+        <w:tabs>
+          <w:tab w:val="num" w:pos="5760"/>
+        </w:tabs>
+        <w:ind w:left="5760" w:hanging="360"/>
+      </w:pPr>
+    </w:lvl>
+    <w:lvl w:ilvl="8" w:tentative="1">
+      <w:start w:val="1"/>
+      <w:numFmt w:val="decimal"/>
+      <w:lvlText w:val="%9."/>
+      <w:lvlJc w:val="left"/>
+      <w:pPr>
+        <w:tabs>
+          <w:tab w:val="num" w:pos="6480"/>
+        </w:tabs>
+        <w:ind w:left="6480" w:hanging="360"/>
+      </w:pPr>
+    </w:lvl>
+  </w:abstractNum>
   <w:abstractNum w:abstractNumId="18" w15:restartNumberingAfterBreak="0">
+    <w:nsid w:val="4B401398"/>
+    <w:multiLevelType w:val="multilevel"/>
+    <w:tmpl w:val="A1B2A394"/>
+    <w:lvl w:ilvl="0">
+      <w:start w:val="1"/>
+      <w:numFmt w:val="bullet"/>
+      <w:lvlText w:val=""/>
+      <w:lvlJc w:val="left"/>
+      <w:pPr>
+        <w:tabs>
+          <w:tab w:val="num" w:pos="720"/>
+        </w:tabs>
+        <w:ind w:left="720" w:hanging="360"/>
+      </w:pPr>
+      <w:rPr>
+        <w:rFonts w:ascii="Symbol" w:hAnsi="Symbol" w:hint="default"/>
+        <w:sz w:val="20"/>
+      </w:rPr>
+    </w:lvl>
+    <w:lvl w:ilvl="1" w:tentative="1">
+      <w:start w:val="1"/>
+      <w:numFmt w:val="bullet"/>
+      <w:lvlText w:val="o"/>
+      <w:lvlJc w:val="left"/>
+      <w:pPr>
+        <w:tabs>
+          <w:tab w:val="num" w:pos="1440"/>
+        </w:tabs>
+        <w:ind w:left="1440" w:hanging="360"/>
+      </w:pPr>
+      <w:rPr>
+        <w:rFonts w:ascii="Courier New" w:hAnsi="Courier New" w:hint="default"/>
+        <w:sz w:val="20"/>
+      </w:rPr>
+    </w:lvl>
+    <w:lvl w:ilvl="2" w:tentative="1">
+      <w:start w:val="1"/>
+      <w:numFmt w:val="bullet"/>
+      <w:lvlText w:val=""/>
+      <w:lvlJc w:val="left"/>
+      <w:pPr>
+        <w:tabs>
+          <w:tab w:val="num" w:pos="2160"/>
+        </w:tabs>
+        <w:ind w:left="2160" w:hanging="360"/>
+      </w:pPr>
+      <w:rPr>
+        <w:rFonts w:ascii="Wingdings" w:hAnsi="Wingdings" w:hint="default"/>
+        <w:sz w:val="20"/>
+      </w:rPr>
+    </w:lvl>
+    <w:lvl w:ilvl="3" w:tentative="1">
+      <w:start w:val="1"/>
+      <w:numFmt w:val="bullet"/>
+      <w:lvlText w:val=""/>
+      <w:lvlJc w:val="left"/>
+      <w:pPr>
+        <w:tabs>
+          <w:tab w:val="num" w:pos="2880"/>
+        </w:tabs>
+        <w:ind w:left="2880" w:hanging="360"/>
+      </w:pPr>
+      <w:rPr>
+        <w:rFonts w:ascii="Wingdings" w:hAnsi="Wingdings" w:hint="default"/>
+        <w:sz w:val="20"/>
+      </w:rPr>
+    </w:lvl>
+    <w:lvl w:ilvl="4" w:tentative="1">
+      <w:start w:val="1"/>
+      <w:numFmt w:val="bullet"/>
+      <w:lvlText w:val=""/>
+      <w:lvlJc w:val="left"/>
+      <w:pPr>
+        <w:tabs>
+          <w:tab w:val="num" w:pos="3600"/>
+        </w:tabs>
+        <w:ind w:left="3600" w:hanging="360"/>
+      </w:pPr>
+      <w:rPr>
+        <w:rFonts w:ascii="Wingdings" w:hAnsi="Wingdings" w:hint="default"/>
+        <w:sz w:val="20"/>
+      </w:rPr>
+    </w:lvl>
+    <w:lvl w:ilvl="5" w:tentative="1">
+      <w:start w:val="1"/>
+      <w:numFmt w:val="bullet"/>
+      <w:lvlText w:val=""/>
+      <w:lvlJc w:val="left"/>
+      <w:pPr>
+        <w:tabs>
+          <w:tab w:val="num" w:pos="4320"/>
+        </w:tabs>
+        <w:ind w:left="4320" w:hanging="360"/>
+      </w:pPr>
+      <w:rPr>
+        <w:rFonts w:ascii="Wingdings" w:hAnsi="Wingdings" w:hint="default"/>
+        <w:sz w:val="20"/>
+      </w:rPr>
+    </w:lvl>
+    <w:lvl w:ilvl="6" w:tentative="1">
+      <w:start w:val="1"/>
+      <w:numFmt w:val="bullet"/>
+      <w:lvlText w:val=""/>
+      <w:lvlJc w:val="left"/>
+      <w:pPr>
+        <w:tabs>
+          <w:tab w:val="num" w:pos="5040"/>
+        </w:tabs>
+        <w:ind w:left="5040" w:hanging="360"/>
+      </w:pPr>
+      <w:rPr>
+        <w:rFonts w:ascii="Wingdings" w:hAnsi="Wingdings" w:hint="default"/>
+        <w:sz w:val="20"/>
+      </w:rPr>
+    </w:lvl>
+    <w:lvl w:ilvl="7" w:tentative="1">
+      <w:start w:val="1"/>
+      <w:numFmt w:val="bullet"/>
+      <w:lvlText w:val=""/>
+      <w:lvlJc w:val="left"/>
+      <w:pPr>
+        <w:tabs>
+          <w:tab w:val="num" w:pos="5760"/>
+        </w:tabs>
+        <w:ind w:left="5760" w:hanging="360"/>
+      </w:pPr>
+      <w:rPr>
+        <w:rFonts w:ascii="Wingdings" w:hAnsi="Wingdings" w:hint="default"/>
+        <w:sz w:val="20"/>
+      </w:rPr>
+    </w:lvl>
+    <w:lvl w:ilvl="8" w:tentative="1">
+      <w:start w:val="1"/>
+      <w:numFmt w:val="bullet"/>
+      <w:lvlText w:val=""/>
+      <w:lvlJc w:val="left"/>
+      <w:pPr>
+        <w:tabs>
+          <w:tab w:val="num" w:pos="6480"/>
+        </w:tabs>
+        <w:ind w:left="6480" w:hanging="360"/>
+      </w:pPr>
+      <w:rPr>
+        <w:rFonts w:ascii="Wingdings" w:hAnsi="Wingdings" w:hint="default"/>
+        <w:sz w:val="20"/>
+      </w:rPr>
+    </w:lvl>
+  </w:abstractNum>
+  <w:abstractNum w:abstractNumId="19" w15:restartNumberingAfterBreak="0">
     <w:nsid w:val="56AB139F"/>
     <w:multiLevelType w:val="multilevel"/>
     <w:tmpl w:val="F168ABA2"/>
@@ -47724,7 +48362,7 @@
       </w:pPr>
     </w:lvl>
   </w:abstractNum>
-  <w:abstractNum w:abstractNumId="19" w15:restartNumberingAfterBreak="0">
+  <w:abstractNum w:abstractNumId="20" w15:restartNumberingAfterBreak="0">
     <w:nsid w:val="795D421C"/>
     <w:multiLevelType w:val="multilevel"/>
     <w:tmpl w:val="CF2414DA"/>
@@ -47837,7 +48475,7 @@
       </w:pPr>
     </w:lvl>
   </w:abstractNum>
-  <w:abstractNum w:abstractNumId="20" w15:restartNumberingAfterBreak="0">
+  <w:abstractNum w:abstractNumId="21" w15:restartNumberingAfterBreak="0">
     <w:nsid w:val="7AA55902"/>
     <w:multiLevelType w:val="multilevel"/>
     <w:tmpl w:val="DAFC70E4"/>
@@ -47950,7 +48588,7 @@
       </w:pPr>
     </w:lvl>
   </w:abstractNum>
-  <w:abstractNum w:abstractNumId="21" w15:restartNumberingAfterBreak="0">
+  <w:abstractNum w:abstractNumId="22" w15:restartNumberingAfterBreak="0">
     <w:nsid w:val="7DD05627"/>
     <w:multiLevelType w:val="multilevel"/>
     <w:tmpl w:val="6B0057BC"/>
@@ -48107,13 +48745,13 @@
     <w:abstractNumId w:val="11"/>
   </w:num>
   <w:num w:numId="3">
-    <w:abstractNumId w:val="21"/>
+    <w:abstractNumId w:val="22"/>
   </w:num>
   <w:num w:numId="4">
-    <w:abstractNumId w:val="12"/>
+    <w:abstractNumId w:val="13"/>
   </w:num>
   <w:num w:numId="5">
-    <w:abstractNumId w:val="17"/>
+    <w:abstractNumId w:val="18"/>
   </w:num>
   <w:num w:numId="6">
     <w:abstractNumId w:val="2"/>
@@ -48125,10 +48763,10 @@
     <w:abstractNumId w:val="5"/>
   </w:num>
   <w:num w:numId="9">
-    <w:abstractNumId w:val="15"/>
+    <w:abstractNumId w:val="16"/>
   </w:num>
   <w:num w:numId="10">
-    <w:abstractNumId w:val="14"/>
+    <w:abstractNumId w:val="15"/>
   </w:num>
   <w:num w:numId="11">
     <w:abstractNumId w:val="1"/>
@@ -48137,16 +48775,16 @@
     <w:abstractNumId w:val="0"/>
   </w:num>
   <w:num w:numId="13">
-    <w:abstractNumId w:val="19"/>
+    <w:abstractNumId w:val="20"/>
   </w:num>
   <w:num w:numId="14">
     <w:abstractNumId w:val="10"/>
   </w:num>
   <w:num w:numId="15">
-    <w:abstractNumId w:val="18"/>
+    <w:abstractNumId w:val="19"/>
   </w:num>
   <w:num w:numId="16">
-    <w:abstractNumId w:val="13"/>
+    <w:abstractNumId w:val="14"/>
   </w:num>
   <w:num w:numId="17">
     <w:abstractNumId w:val="7"/>
@@ -48155,7 +48793,7 @@
     <w:abstractNumId w:val="4"/>
   </w:num>
   <w:num w:numId="19">
-    <w:abstractNumId w:val="20"/>
+    <w:abstractNumId w:val="21"/>
   </w:num>
   <w:num w:numId="20">
     <w:abstractNumId w:val="8"/>
@@ -48164,7 +48802,10 @@
     <w:abstractNumId w:val="9"/>
   </w:num>
   <w:num w:numId="22">
-    <w:abstractNumId w:val="16"/>
+    <w:abstractNumId w:val="17"/>
+  </w:num>
+  <w:num w:numId="23">
+    <w:abstractNumId w:val="12"/>
   </w:num>
   <w:numIdMacAtCleanup w:val="10"/>
 </w:numbering>
@@ -49984,7 +50625,7 @@
 </file>
 
 <file path=customXml/itemProps1.xml><?xml version="1.0" encoding="utf-8"?>
-<ds:datastoreItem xmlns:ds="http://schemas.openxmlformats.org/officeDocument/2006/customXml" ds:itemID="{7FC9BD57-FD67-46F0-B9AE-BF3CD37852F7}">
+<ds:datastoreItem xmlns:ds="http://schemas.openxmlformats.org/officeDocument/2006/customXml" ds:itemID="{A8ECA7FF-33F4-4E32-9D49-63E3E737746F}">
   <ds:schemaRefs>
     <ds:schemaRef ds:uri="http://schemas.openxmlformats.org/officeDocument/2006/bibliography"/>
   </ds:schemaRefs>
